--- a/livrables/lecons/astrologie-karmique/2026-10-01_lecon-astrologie-karmique_09_chiron-corps-reel-blessure-symbolique.docx
+++ b/livrables/lecons/astrologie-karmique/2026-10-01_lecon-astrologie-karmique_09_chiron-corps-reel-blessure-symbolique.docx
@@ -857,7 +857,16 @@
           <w:sz w:val="22"/>
           <w:szCs w:val="22"/>
         </w:rPr>
-        <w:t xml:space="preserve"> (années juliennes ; paramètre PER= 50.40983 dans les éléments osculateurs à l'époque J2000) ;</w:t>
+        <w:t xml:space="preserve"> (années juliennes ; paramètre PER= 50.40983 dans les éléments osculateurs à l'époque 2017-06-12 (JD 2457916,5), exprimés dans le repère écliptique IAU76/J2000) ;</w:t>
+      </w:r>
+      <w:r>
+        <w:rPr>
+          <w:i/>
+          <w:iCs/>
+          <w:color w:val="6B7280"/>
+          <w:sz w:val="20"/>
+        </w:rPr>
+        <w:t xml:space="preserve"> [Corrigé le 01/10/2026 : la leçon livrée écrivait « à l'époque J2000 ». La réponse de l'API porte EPOCH= 2457916.5 ! 2017-Jun-12 (TDB) ; J2000 est le repère de l'écliptique (« IAU76/J2000 helio. ecliptic osc. elements »), pas l'époque des éléments. L'écart de 0,2 an avec le MPC, expliqué plus haut par les époques, est juste sur le fond : 2017 contre 2026-06-09]</w:t>
       </w:r>
     </w:p>
     <w:p>
@@ -993,69 +1002,26 @@
         <w:spacing w:after="100" w:before="60"/>
       </w:pPr>
       <w:r>
-        <w:rPr>
-          <w:rFonts w:ascii="Times New Roman" w:cs="Times New Roman" w:eastAsia="Times New Roman" w:hAnsi="Times New Roman"/>
-          <w:b w:val="false"/>
-          <w:bCs w:val="false"/>
-          <w:i w:val="false"/>
-          <w:iCs w:val="false"/>
-          <w:color w:val="1F2937"/>
-          <w:sz w:val="22"/>
-          <w:szCs w:val="22"/>
-        </w:rPr>
-        <w:t xml:space="preserve">La désignation 95P/Chiron indique que Chiron a été observé développant une </w:t>
-      </w:r>
-      <w:r>
-        <w:rPr>
-          <w:rFonts w:ascii="Times New Roman" w:cs="Times New Roman" w:eastAsia="Times New Roman" w:hAnsi="Times New Roman"/>
-          <w:b w:val="false"/>
-          <w:bCs w:val="false"/>
+        <w:t xml:space="preserve">La désignation 95P/Chiron tient à un comportement cométaire : l'émission d'une </w:t>
+      </w:r>
+      <w:r>
+        <w:rPr>
+          <w:b/>
+          <w:bCs/>
+        </w:rPr>
+        <w:t xml:space="preserve">coma</w:t>
+      </w:r>
+      <w:r>
+        <w:t xml:space="preserve"> — halo de gaz et de poussière — à l'approche du périhélie. Le statut de cette phrase demande une précision : l'observation elle-même n'est relevée sur aucune des pages citées ici, où « coma » compte zéro occurrence. Ce que porte la fiche principale du MPC, c'est la double désignation sur une seule ligne, « (2060) Chiron = 1977 UB = 95P », qu'elle ne commente pas ; la liste des comètes périodiques n'a pas été ouverte pendant cette exécution. De même, l'origine des centaures dans la ceinture de Kuiper et leur évolution vers des comètes à courte période ne figurent sur aucune page relevée — « Kuiper » et « transient » : zéro occurrence. La seule page ouverte qui décrive la catégorie est une notice de libraire, donc du Régime B, et elle écrit que les centaures sont des comètes à orbite courte croisant les planètes « from Jupiter to Pluto ». La MPC classe Chiron comme « Distant object » (objet lointain), catégorie englobant les centaures.</w:t>
+      </w:r>
+      <w:r>
+        <w:rPr>
           <w:i/>
           <w:iCs/>
-          <w:color w:val="1F2937"/>
-          <w:sz w:val="22"/>
-          <w:szCs w:val="22"/>
-        </w:rPr>
-        <w:t xml:space="preserve">coma</w:t>
-      </w:r>
-      <w:r>
-        <w:rPr>
-          <w:rFonts w:ascii="Times New Roman" w:cs="Times New Roman" w:eastAsia="Times New Roman" w:hAnsi="Times New Roman"/>
-          <w:b w:val="false"/>
-          <w:bCs w:val="false"/>
-          <w:i w:val="false"/>
-          <w:iCs w:val="false"/>
-          <w:color w:val="1F2937"/>
-          <w:sz w:val="22"/>
-          <w:szCs w:val="22"/>
-        </w:rPr>
-        <w:t xml:space="preserve"> (halo gazeux) lors de son approche du périhélie — comportement cométaire. Le MPC le liste donc à la fois dans sa base des astéroïdes/planètes mineures (2060) </w:t>
-      </w:r>
-      <w:r>
-        <w:rPr>
-          <w:rFonts w:ascii="Times New Roman" w:cs="Times New Roman" w:eastAsia="Times New Roman" w:hAnsi="Times New Roman"/>
-          <w:b w:val="false"/>
-          <w:bCs w:val="false"/>
-          <w:i/>
-          <w:iCs/>
-          <w:color w:val="1F2937"/>
-          <w:sz w:val="22"/>
-          <w:szCs w:val="22"/>
-        </w:rPr>
-        <w:t xml:space="preserve">et</w:t>
-      </w:r>
-      <w:r>
-        <w:rPr>
-          <w:rFonts w:ascii="Times New Roman" w:cs="Times New Roman" w:eastAsia="Times New Roman" w:hAnsi="Times New Roman"/>
-          <w:b w:val="false"/>
-          <w:bCs w:val="false"/>
-          <w:i w:val="false"/>
-          <w:iCs w:val="false"/>
-          <w:color w:val="1F2937"/>
-          <w:sz w:val="22"/>
-          <w:szCs w:val="22"/>
-        </w:rPr>
-        <w:t xml:space="preserve"> dans sa liste des comètes périodiques (95P). Ce double statut est lui-même source d'interrogation scientifique : les centaures sont considérés comme une population transitoire, probablement issue de la ceinture de Kuiper, pouvant évoluer vers des comètes à courte période. La MPC classe Chiron comme « Distant object » (objet lointain), catégorie englobant les centaures.</w:t>
+          <w:color w:val="6B7280"/>
+          <w:sz w:val="20"/>
+        </w:rPr>
+        <w:t xml:space="preserve"> [Corrigé le 01/10/2026 : la leçon livrée donnait la coma, la ceinture de Kuiper et la population transitoire comme l'acquis scientifique du double statut, et affirmait que le MPC liste Chiron dans sa liste des comètes périodiques. Les deux pages du MPC citées n'en portent pas un mot (coma 0, Kuiper 0, transient 0) et la liste des comètes n'a pas été ouverte : c'était du Régime A sans source de Régime A]</w:t>
       </w:r>
     </w:p>
     <w:p>
@@ -1151,7 +1117,7 @@
           <w:sz w:val="22"/>
           <w:szCs w:val="22"/>
         </w:rPr>
-        <w:t xml:space="preserve">Selon Zane B. Stein, l'un des pionniers de l'astrologie chirologique, l'appropriation du corps par la communauté astrologique a été immédiate. Stein écrit sur son site (</w:t>
+        <w:t xml:space="preserve">Selon Zane B. Stein, l'un des pionniers de l'astrologie chirologique, son propre travail sur Chiron a commencé aussitôt après la découverte. Ce que la page atteste est son parcours à lui, pas celui d'une communauté. Stein écrit sur son site (</w:t>
       </w:r>
       <w:hyperlink w:history="1" r:id="rIdmmlzphy9imqxm4v6ebsyr">
         <w:r>
@@ -1178,6 +1144,15 @@
         </w:rPr>
         <w:t xml:space="preserve">, HTTP 200, 4 202 caractères utiles, testé 01/10/2026) : « I began studying Chiron only weeks after its discovery » — il a commencé à étudier Chiron quelques semaines seulement après sa découverte en 1977.</w:t>
       </w:r>
+      <w:r>
+        <w:rPr>
+          <w:i/>
+          <w:iCs/>
+          <w:color w:val="6B7280"/>
+          <w:sz w:val="20"/>
+        </w:rPr>
+        <w:t xml:space="preserve"> [Corrigé le 01/10/2026 : la leçon livrée concluait de ce témoignage que « l'appropriation du corps par la communauté astrologique a été immédiate ». La page ne parle que de son auteur]</w:t>
+      </w:r>
     </w:p>
     <w:p>
       <w:pPr>
@@ -1212,7 +1187,16 @@
           <w:sz w:val="22"/>
           <w:szCs w:val="22"/>
         </w:rPr>
-        <w:t xml:space="preserve">Cette vitesse d'intégration contraste avec le statut scientifique de Chiron, qui ne sera formellement classé « centaure » par le MPC que dans les années 1990, une fois que d'autres corps similaires eurent été découverts. Le corpus astrologique a devancé la classification scientifique — fait d'histoire du corpus, non jugement de valeur.</w:t>
+        <w:t xml:space="preserve">Cette vitesse d'intégration contraste avec le statut scientifique de Chiron, dont la catégorie ne reçoit son nom qu'une fois d'autres corps similaires découverts — « in the early 1990's », écrit Stein sur la page citée. La date est donc reprise du Régime B et non vérifiée en Régime A : aucune des sources d'astronomie ouvertes ici ne date la création de la catégorie, et la liste officielle du MPC n'est pas datée. Le corpus astrologique a devancé la classification scientifique — fait d'histoire du corpus, non jugement de valeur.</w:t>
+      </w:r>
+      <w:r>
+        <w:rPr>
+          <w:i/>
+          <w:iCs/>
+          <w:color w:val="6B7280"/>
+          <w:sz w:val="20"/>
+        </w:rPr>
+        <w:t xml:space="preserve"> [Corrigé le 01/10/2026 : la leçon livrée plaçait « ne sera formellement classé « centaure » par le MPC que dans les années 1990 » du côté scientifique du contraste. La seule page consultée qui porte cette date est zanestein.com, un site d'astrologie — ce que le garde-fou 2 interdit pour un fait de ciel, et ce que le garde-fou 9 oblige à déclarer comme date reprise du Régime B]</w:t>
       </w:r>
     </w:p>
     <w:p>
@@ -1325,7 +1309,16 @@
           <w:sz w:val="22"/>
           <w:szCs w:val="22"/>
         </w:rPr>
-        <w:t xml:space="preserve">Le choix du nom Chiron par Kowal (proposé et officialisé par le MPC, qui retient les noms mythologiques pour les astéroïdes) a immédiatement orienté la lecture symbolique. La notice du MPC rappelle le mythe : « The name is that of the wisest and most just of the Centaurs, son of Kronos and the ocean nymph Philyra. Beloved by Apollo and Diana, he learned from them botany, music, astronomy, divination and medicine and served in turn as instructor of the Greek heroes. » (MPC, page citée, texte relu le 01/10/2026.)</w:t>
+        <w:t xml:space="preserve">Le choix du nom Chiron par Kowal a immédiatement orienté la lecture symbolique. L'approbation des noms de petits corps relève du groupe de travail de nomenclature de l'UAI — WGSBN, wgsbn-iau.org, HTTP 200, 7 918 caractères, ouvert le 01/10/2026 : il publie les règles de dénomination et le MPC y siège comme membre de droit. Le MPC, lui, publie la décision : ici la Minor Planet Circular 4359, référence imprimée sur la page citée. La notice du MPC rappelle le mythe : « The name is that of the wisest and most just of the Centaurs, son of Kronos and the ocean nymph Philyra. Beloved by Apollo and Diana, he learned from them botany, music, astronomy, divination and medicine and served in turn as instructor of the Greek heroes. » (MPC, page citée, texte relu le 01/10/2026.)</w:t>
+      </w:r>
+      <w:r>
+        <w:rPr>
+          <w:i/>
+          <w:iCs/>
+          <w:color w:val="6B7280"/>
+          <w:sz w:val="20"/>
+        </w:rPr>
+        <w:t xml:space="preserve"> [Corrigé le 01/10/2026 : la leçon livrée écrivait « proposé et officialisé par le MPC, qui retient les noms mythologiques pour les astéroïdes ». Le MPC publie, il n'approuve pas — et le lien WGSBN figure dans la barre de navigation de la page même qui était citée]</w:t>
       </w:r>
     </w:p>
     <w:p>
@@ -1649,20 +1642,29 @@
           <w:sz w:val="22"/>
           <w:szCs w:val="22"/>
         </w:rPr>
-        <w:t xml:space="preserve">transits sur Chiron natal</w:t>
-      </w:r>
-      <w:r>
-        <w:rPr>
-          <w:rFonts w:ascii="Times New Roman" w:cs="Times New Roman" w:eastAsia="Times New Roman" w:hAnsi="Times New Roman"/>
-          <w:b w:val="false"/>
-          <w:bCs w:val="false"/>
-          <w:i w:val="false"/>
-          <w:iCs w:val="false"/>
-          <w:color w:val="1F2937"/>
-          <w:sz w:val="22"/>
-          <w:szCs w:val="22"/>
-        </w:rPr>
-        <w:t xml:space="preserve"> « serve as time triggers » — ils déclenchent les phases de travail sur la blessure (CaféAstrology, page citée).</w:t>
+        <w:t xml:space="preserve">transits de Chiron</w:t>
+      </w:r>
+      <w:r>
+        <w:rPr>
+          <w:rFonts w:ascii="Times New Roman" w:cs="Times New Roman" w:eastAsia="Times New Roman" w:hAnsi="Times New Roman"/>
+          <w:b w:val="false"/>
+          <w:bCs w:val="false"/>
+          <w:i w:val="false"/>
+          <w:iCs w:val="false"/>
+          <w:color w:val="1F2937"/>
+          <w:sz w:val="22"/>
+          <w:szCs w:val="22"/>
+        </w:rPr>
+        <w:t xml:space="preserve"> « serve as time triggers », et les transits reçus par le Chiron natal « also time our ongoing work with our Chironic issues » — deux phrases distinctes de la page, pour deux sens de lecture distincts (CaféAstrology, page citée).</w:t>
+      </w:r>
+      <w:r>
+        <w:rPr>
+          <w:i/>
+          <w:iCs/>
+          <w:color w:val="6B7280"/>
+          <w:sz w:val="20"/>
+        </w:rPr>
+        <w:t xml:space="preserve"> [Corrigé le 01/10/2026 : la leçon livrée prêtait « serve as time triggers » aux « transits sur Chiron natal ». La page dit cela des transits DE Chiron (« Chiron's transits serve as time triggers ») et réserve une phrase distincte aux transits REÇUS par le Chiron natal]</w:t>
       </w:r>
     </w:p>
     <w:p>
@@ -1829,7 +1831,7 @@
           <w:sz w:val="22"/>
           <w:szCs w:val="22"/>
         </w:rPr>
-        <w:t xml:space="preserve">Chiron: Rainbow Bridge Between the Inner and Outer Planets</w:t>
+        <w:t xml:space="preserve">Chiron: Rainbow Bridge Between the Inner &amp; Outer Planets (Llewellyn's Modern Astrology Library)</w:t>
       </w:r>
       <w:r>
         <w:rPr>
@@ -1869,57 +1871,66 @@
         </w:rPr>
         <w:t xml:space="preserve"> (HTTP 200, 14 959 caractères, testé 01/10/2026, Chiron=71, Clow=20, Llewellyn=18). Cet ouvrage est l'un des premiers à traiter Chiron en profondeur, dès 1987 — titre seul confirmé par la notice.</w:t>
       </w:r>
-    </w:p>
-    <w:p>
-      <w:pPr>
-        <w:spacing w:after="100" w:before="60"/>
-      </w:pPr>
-      <w:r>
-        <w:rPr>
-          <w:rFonts w:ascii="Times New Roman" w:cs="Times New Roman" w:eastAsia="Times New Roman" w:hAnsi="Times New Roman"/>
-          <w:b w:val="false"/>
-          <w:bCs w:val="false"/>
-          <w:i w:val="false"/>
-          <w:iCs w:val="false"/>
-          <w:color w:val="1F2937"/>
-          <w:sz w:val="22"/>
-          <w:szCs w:val="22"/>
-        </w:rPr>
-        <w:t xml:space="preserve">2. </w:t>
-      </w:r>
-      <w:r>
-        <w:rPr>
-          <w:rFonts w:ascii="Times New Roman" w:cs="Times New Roman" w:eastAsia="Times New Roman" w:hAnsi="Times New Roman"/>
-          <w:b/>
-          <w:bCs/>
-          <w:i w:val="false"/>
-          <w:iCs w:val="false"/>
-          <w:color w:val="1F2937"/>
-          <w:sz w:val="22"/>
-          <w:szCs w:val="22"/>
-        </w:rPr>
-        <w:t xml:space="preserve">Melanie Reinhart</w:t>
-      </w:r>
-      <w:r>
-        <w:rPr>
-          <w:rFonts w:ascii="Times New Roman" w:cs="Times New Roman" w:eastAsia="Times New Roman" w:hAnsi="Times New Roman"/>
-          <w:b w:val="false"/>
-          <w:bCs w:val="false"/>
-          <w:i w:val="false"/>
-          <w:iCs w:val="false"/>
-          <w:color w:val="1F2937"/>
-          <w:sz w:val="22"/>
-          <w:szCs w:val="22"/>
-        </w:rPr>
-        <w:t xml:space="preserve">, </w:t>
-      </w:r>
-      <w:r>
-        <w:rPr>
-          <w:rFonts w:ascii="Times New Roman" w:cs="Times New Roman" w:eastAsia="Times New Roman" w:hAnsi="Times New Roman"/>
-          <w:b w:val="false"/>
-          <w:bCs w:val="false"/>
+      <w:r>
+        <w:rPr>
           <w:i/>
           <w:iCs/>
+          <w:color w:val="6B7280"/>
+          <w:sz w:val="20"/>
+        </w:rPr>
+        <w:t xml:space="preserve"> [Corrigé le 01/10/2026 : le titre de la leçon livrée portait « Inner and Outer Planets » et omettait la collection ; la notice écrit « Inner &amp; Outer Planets (Llewellyn's Modern Astrology Library) »]</w:t>
+      </w:r>
+    </w:p>
+    <w:p>
+      <w:pPr>
+        <w:spacing w:after="100" w:before="60"/>
+      </w:pPr>
+      <w:r>
+        <w:rPr>
+          <w:rFonts w:ascii="Times New Roman" w:cs="Times New Roman" w:eastAsia="Times New Roman" w:hAnsi="Times New Roman"/>
+          <w:b w:val="false"/>
+          <w:bCs w:val="false"/>
+          <w:i w:val="false"/>
+          <w:iCs w:val="false"/>
+          <w:color w:val="1F2937"/>
+          <w:sz w:val="22"/>
+          <w:szCs w:val="22"/>
+        </w:rPr>
+        <w:t xml:space="preserve">2. </w:t>
+      </w:r>
+      <w:r>
+        <w:rPr>
+          <w:rFonts w:ascii="Times New Roman" w:cs="Times New Roman" w:eastAsia="Times New Roman" w:hAnsi="Times New Roman"/>
+          <w:b/>
+          <w:bCs/>
+          <w:i w:val="false"/>
+          <w:iCs w:val="false"/>
+          <w:color w:val="1F2937"/>
+          <w:sz w:val="22"/>
+          <w:szCs w:val="22"/>
+        </w:rPr>
+        <w:t xml:space="preserve">Melanie Reinhart</w:t>
+      </w:r>
+      <w:r>
+        <w:rPr>
+          <w:rFonts w:ascii="Times New Roman" w:cs="Times New Roman" w:eastAsia="Times New Roman" w:hAnsi="Times New Roman"/>
+          <w:b w:val="false"/>
+          <w:bCs w:val="false"/>
+          <w:i w:val="false"/>
+          <w:iCs w:val="false"/>
+          <w:color w:val="1F2937"/>
+          <w:sz w:val="22"/>
+          <w:szCs w:val="22"/>
+        </w:rPr>
+        <w:t xml:space="preserve">, </w:t>
+      </w:r>
+      <w:r>
+        <w:rPr>
+          <w:rFonts w:ascii="Times New Roman" w:cs="Times New Roman" w:eastAsia="Times New Roman" w:hAnsi="Times New Roman"/>
+          <w:b w:val="false"/>
+          <w:bCs w:val="false"/>
+          <w:i/>
+          <w:iCs/>
           <w:color w:val="1F2937"/>
           <w:sz w:val="22"/>
           <w:szCs w:val="22"/>
@@ -1937,7 +1948,7 @@
           <w:sz w:val="22"/>
           <w:szCs w:val="22"/>
         </w:rPr>
-        <w:t xml:space="preserve">, Arkana, 1989 ; éd. révisée Starwalker Press, 2010. ISBN-13 : 9780955823114. Notice : </w:t>
+        <w:t xml:space="preserve">, Arkana, 1989 puis 1999 ; éd. révisée Starwalker Press, avril 2010. ISBN-13 : 9780955823114. Notice : </w:t>
       </w:r>
       <w:hyperlink w:history="1" r:id="rIdjvas5a0mee0plmprux9qg">
         <w:r>
@@ -1962,64 +1973,73 @@
           <w:sz w:val="22"/>
           <w:szCs w:val="22"/>
         </w:rPr>
-        <w:t xml:space="preserve"> (HTTP 200, 12 820 caractères, testé 01/10/2026, Reinhart=14, Chiron=35, Starwalker=13). La notice de la 3e édition (2010) qualifie l'ouvrage de « contemporary classic » et décrit un travail de fond sur Chiron comme planète mineure.</w:t>
-      </w:r>
-    </w:p>
-    <w:p>
-      <w:pPr>
-        <w:spacing w:after="100" w:before="60"/>
-      </w:pPr>
-      <w:r>
-        <w:rPr>
-          <w:rFonts w:ascii="Times New Roman" w:cs="Times New Roman" w:eastAsia="Times New Roman" w:hAnsi="Times New Roman"/>
-          <w:b w:val="false"/>
-          <w:bCs w:val="false"/>
-          <w:i w:val="false"/>
-          <w:iCs w:val="false"/>
-          <w:color w:val="1F2937"/>
-          <w:sz w:val="22"/>
-          <w:szCs w:val="22"/>
-        </w:rPr>
-        <w:t xml:space="preserve">3. </w:t>
-      </w:r>
-      <w:r>
-        <w:rPr>
-          <w:rFonts w:ascii="Times New Roman" w:cs="Times New Roman" w:eastAsia="Times New Roman" w:hAnsi="Times New Roman"/>
-          <w:b/>
-          <w:bCs/>
-          <w:i w:val="false"/>
-          <w:iCs w:val="false"/>
-          <w:color w:val="1F2937"/>
-          <w:sz w:val="22"/>
-          <w:szCs w:val="22"/>
-        </w:rPr>
-        <w:t xml:space="preserve">Zane B. Stein</w:t>
-      </w:r>
-      <w:r>
-        <w:rPr>
-          <w:rFonts w:ascii="Times New Roman" w:cs="Times New Roman" w:eastAsia="Times New Roman" w:hAnsi="Times New Roman"/>
-          <w:b w:val="false"/>
-          <w:bCs w:val="false"/>
-          <w:i w:val="false"/>
-          <w:iCs w:val="false"/>
-          <w:color w:val="1F2937"/>
-          <w:sz w:val="22"/>
-          <w:szCs w:val="22"/>
-        </w:rPr>
-        <w:t xml:space="preserve"> — pionnier depuis 1977, auteur de </w:t>
-      </w:r>
-      <w:r>
-        <w:rPr>
-          <w:rFonts w:ascii="Times New Roman" w:cs="Times New Roman" w:eastAsia="Times New Roman" w:hAnsi="Times New Roman"/>
-          <w:b w:val="false"/>
-          <w:bCs w:val="false"/>
+        <w:t xml:space="preserve"> (HTTP 200, 12 820 caractères, testé 01/10/2026, Reinhart=14, Chiron=35, Starwalker=13). La notice de la 3e édition (2010) écrit : « This book is a classic of original thinking, inspiration, depth of astrological experience and careful research », et annonce pour cette révision « an entirely new section on the astronomy of Chiron ».</w:t>
+      </w:r>
+      <w:r>
+        <w:rPr>
           <w:i/>
           <w:iCs/>
-          <w:color w:val="1F2937"/>
-          <w:sz w:val="22"/>
-          <w:szCs w:val="22"/>
-        </w:rPr>
-        <w:t xml:space="preserve">Chiron: Healer and Wholemaker</w:t>
+          <w:color w:val="6B7280"/>
+          <w:sz w:val="20"/>
+        </w:rPr>
+        <w:t xml:space="preserve"> [Corrigé le 01/10/2026 : DEUX corrections. ① L'expression « contemporary classic », donnée entre guillemets, ne figure PAS sur la notice : celle-ci écrit « a classic of original thinking » dans une phrase et « our contemporary concerns » dans une autre. Deux mots assemblés depuis deux phrases distinctes et prêtés à une source nommée — une citation fabriquée, invisible pour la passe B du contrôle commun, qui a un plancher de six mots. ② L'édition Arkana de 1999 manquait : la notice écrit « first published in 1989 and 1999 by Arkana, and in April 2010 in paperback by Starwalker Press »]</w:t>
+      </w:r>
+    </w:p>
+    <w:p>
+      <w:pPr>
+        <w:spacing w:after="100" w:before="60"/>
+      </w:pPr>
+      <w:r>
+        <w:rPr>
+          <w:rFonts w:ascii="Times New Roman" w:cs="Times New Roman" w:eastAsia="Times New Roman" w:hAnsi="Times New Roman"/>
+          <w:b w:val="false"/>
+          <w:bCs w:val="false"/>
+          <w:i w:val="false"/>
+          <w:iCs w:val="false"/>
+          <w:color w:val="1F2937"/>
+          <w:sz w:val="22"/>
+          <w:szCs w:val="22"/>
+        </w:rPr>
+        <w:t xml:space="preserve">3. </w:t>
+      </w:r>
+      <w:r>
+        <w:rPr>
+          <w:rFonts w:ascii="Times New Roman" w:cs="Times New Roman" w:eastAsia="Times New Roman" w:hAnsi="Times New Roman"/>
+          <w:b/>
+          <w:bCs/>
+          <w:i w:val="false"/>
+          <w:iCs w:val="false"/>
+          <w:color w:val="1F2937"/>
+          <w:sz w:val="22"/>
+          <w:szCs w:val="22"/>
+        </w:rPr>
+        <w:t xml:space="preserve">Zane B. Stein</w:t>
+      </w:r>
+      <w:r>
+        <w:rPr>
+          <w:rFonts w:ascii="Times New Roman" w:cs="Times New Roman" w:eastAsia="Times New Roman" w:hAnsi="Times New Roman"/>
+          <w:b w:val="false"/>
+          <w:bCs w:val="false"/>
+          <w:i w:val="false"/>
+          <w:iCs w:val="false"/>
+          <w:color w:val="1F2937"/>
+          <w:sz w:val="22"/>
+          <w:szCs w:val="22"/>
+        </w:rPr>
+        <w:t xml:space="preserve"> — pionnier depuis 1977, auteur de </w:t>
+      </w:r>
+      <w:r>
+        <w:rPr>
+          <w:rFonts w:ascii="Times New Roman" w:cs="Times New Roman" w:eastAsia="Times New Roman" w:hAnsi="Times New Roman"/>
+          <w:b w:val="false"/>
+          <w:bCs w:val="false"/>
+          <w:i/>
+          <w:iCs/>
+          <w:color w:val="1F2937"/>
+          <w:sz w:val="22"/>
+          <w:szCs w:val="22"/>
+        </w:rPr>
+        <w:t xml:space="preserve">CHIRON - HEALER AND WHOLEMAKER</w:t>
       </w:r>
       <w:r>
         <w:rPr>
@@ -2058,6 +2078,15 @@
           <w:szCs w:val="22"/>
         </w:rPr>
         <w:t xml:space="preserve">, citation anglaise vérifiée le 01/10/2026).</w:t>
+      </w:r>
+      <w:r>
+        <w:rPr>
+          <w:i/>
+          <w:iCs/>
+          <w:color w:val="6B7280"/>
+          <w:sz w:val="20"/>
+        </w:rPr>
+        <w:t xml:space="preserve"> [Corrigé le 01/10/2026 : la leçon livrée écrivait le titre avec deux points ; la page de Stein l'annonce en capitales et avec un tiret]</w:t>
       </w:r>
     </w:p>
     <w:p>
@@ -2388,7 +2417,7 @@
                 <w:sz w:val="22"/>
                 <w:szCs w:val="22"/>
               </w:rPr>
-              <w:t xml:space="preserve">Chiron est classifié centaure par le MPC/UAI — corps orbitant dans la zone entre Jupiter et Neptune, dont l'orbite est dynamiquement instable sur des échelles de millions d'années. Il a développé une coma (comportement cométaire) à l'approche du périhélie, d'où la désignation 95P. Source : </w:t>
+              <w:t xml:space="preserve">Chiron figure dans la liste officielle des centaures et objets du disque épars du MPC/UAI, et il y occupe la première ligne. C'est tout ce que cette page établit : elle ne porte ni la zone Jupiter-Neptune, ni l'instabilité dynamique, ni la coma — « Jupiter », « Neptune », « unstable » et « coma » y comptent zéro occurrence sur 337 927 caractères. La désignation 95P se relève sur la fiche principale, qui ne la commente pas. Source : </w:t>
             </w:r>
             <w:hyperlink w:history="1" r:id="rIdu9atemxsdi9engvdw3q63">
               <w:r>
@@ -2414,6 +2443,15 @@
                 <w:szCs w:val="22"/>
               </w:rPr>
               <w:t xml:space="preserve">, testé 01/10/2026.</w:t>
+            </w:r>
+            <w:r>
+              <w:rPr>
+                <w:i/>
+                <w:iCs/>
+                <w:color w:val="6B7280"/>
+                <w:sz w:val="20"/>
+              </w:rPr>
+              <w:t xml:space="preserve"> [Corrigé le 01/10/2026 : la leçon livrée donnait pour source la liste des centaures en lui faisant dire « corps orbitant dans la zone entre Jupiter et Neptune, dont l'orbite est dynamiquement instable sur des échelles de millions d'années. Il a développé une coma (comportement cométaire) à l'approche du périhélie ». Cette page est un tableau de nombres : aucun de ces quatre mots n'y figure]</w:t>
             </w:r>
           </w:p>
         </w:tc>
@@ -2463,7 +2501,16 @@
                 <w:sz w:val="22"/>
                 <w:szCs w:val="22"/>
               </w:rPr>
-              <w:t xml:space="preserve">Classification centaure : établi (MPC/UAI). Double nature rocher-comète : établi (MPC/UAI). Lecture symbolique de cette double nature : convention interne au corpus, non testée.</w:t>
+              <w:t xml:space="preserve">Présence dans la liste des centaures, et première position : établi (MPC/UAI). Double désignation 2060 / 95P : établi (MPC/UAI). Zone orbitale de la catégorie, instabilité dynamique, coma : NON relevés sur les pages citées, donc retirés de la colonne « établi ». Lecture symbolique de cette double nature : convention interne au corpus, non testée.</w:t>
+            </w:r>
+            <w:r>
+              <w:rPr>
+                <w:i/>
+                <w:iCs/>
+                <w:color w:val="6B7280"/>
+                <w:sz w:val="20"/>
+              </w:rPr>
+              <w:t xml:space="preserve"> [Corrigé le 01/10/2026 : la leçon livrée couvrait du seul mot « établi (MPC/UAI) » quatre affirmations dont trois ne sont sur aucune page citée. C'est le défaut de la leçon n°06 du 10/09/2026, où « Schulman et Spiller utilisent Placidus implicitement » était rangé dans la colonne « établi » sur sept pages où « Placidus » comptait zéro]</w:t>
             </w:r>
           </w:p>
         </w:tc>
@@ -2583,7 +2630,16 @@
           <w:sz w:val="22"/>
           <w:szCs w:val="22"/>
         </w:rPr>
-        <w:t xml:space="preserve"> (HTTP 200, vérifié le 01/10/2026). Saisir les données de naissance. Dans « Chart type » choisir « Extended Chart Selection ». Dans la liste des astéroïdes supplémentaires, cocher « Chiron » (ou entrer le numéro 2060).</w:t>
+        <w:t xml:space="preserve"> : l'adresse exacte de la sélection étendue est astro.com/cgi/genchart.cgi (HTTP 200, ouverte le 01/10/2026). Elle demande les données de naissance ET un profil utilisateur : sans profil, elle n'affiche que « Enter birth data and create a user profile » / « Please log in », et la liste des objets supplémentaires où se cochent Chiron et le numéro 2060 n'y est pas visible. Elle n'a donc PAS été observée pendant cette exécution : la marche à suivre au-delà de l'inscription n'est pas garantie par cette leçon. Repère vérifiable sans compte : la page d'accueil astro.com donne les positions du jour, Chiron compris, avec la marque r de rétrogradation (relevé du 01/10/2026).</w:t>
+      </w:r>
+      <w:r>
+        <w:rPr>
+          <w:i/>
+          <w:iCs/>
+          <w:color w:val="6B7280"/>
+          <w:sz w:val="20"/>
+        </w:rPr>
+        <w:t xml:space="preserve"> [Corrigé le 01/10/2026 : la leçon livrée faisait « choisir Extended Chart Selection dans Chart type » sur astro.com/cgi/chart.cgi, puis « cocher Chiron dans la liste des astéroïdes supplémentaires », en annonçant la page « HTTP 200, vérifié le 01/10/2026 ». Cette adresse rend 4 410 caractères de navigation et une invitation à créer un profil : le formulaire décrit n'y est pas, et « Extended Chart Selection » est une page distincte, pas un type de thème. C'est le garde-fou 8 appliqué à l'exercice — un 200 ne prouve pas qu'il y a quelque chose sur la page]</w:t>
       </w:r>
     </w:p>
     <w:p>
@@ -3274,7 +3330,51 @@
           <w:sz w:val="22"/>
           <w:szCs w:val="22"/>
         </w:rPr>
-        <w:t xml:space="preserve"> — HTTP 200 (via API), testé le 01/10/2026. Période orbitale 50,41 ans, rayon ~83 km (paramètre physique RAD), éléments osculateurs J2000.</w:t>
+        <w:t xml:space="preserve"> — HTTP 200 (via API), testé le 01/10/2026. Période orbitale 50,41 ans, rayon ~83 km (paramètre physique RAD), éléments osculateurs à l'époque 2017-06-12, repère IAU76/J2000. Les deux valeurs se relèvent sur le point d'entrée ssd.jpl.nasa.gov/api/horizons.api avec les paramètres format=text, COMMAND=2060 et OBJ_DATA=YES ; la page ssd.jpl.nasa.gov/horizons/ listée au-dessus est un formulaire JavaScript qui rend 0 caractère à la lecture.</w:t>
+      </w:r>
+      <w:r>
+        <w:rPr>
+          <w:i/>
+          <w:iCs/>
+          <w:color w:val="6B7280"/>
+          <w:sz w:val="20"/>
+        </w:rPr>
+        <w:t xml:space="preserve"> [Corrigé le 01/10/2026 : la leçon livrée ne publiait que ssd.jpl.nasa.gov/horizons/, page qui rend 0 caractère : aucune adresse imprimée ne portait les 50,41 ans ni les 83 km, et le contrôle commun l'avait signalée NON LUE en marquant les deux valeurs « absentes des pages citées ». Le point d'entrée réellement interrogé est désormais imprimé, pour que la mesure soit refaisable]</w:t>
+      </w:r>
+    </w:p>
+    <w:p>
+      <w:pPr>
+        <w:pStyle w:val="ListParagraph"/>
+        <w:numPr>
+          <w:ilvl w:val="0"/>
+          <w:numId w:val="1"/>
+        </w:numPr>
+        <w:spacing w:after="40" w:before="40"/>
+      </w:pPr>
+      <w:hyperlink w:history="1" r:id="rIdwgsbniau2026">
+        <w:r>
+          <w:rPr>
+            <w:rFonts w:ascii="Times New Roman" w:cs="Times New Roman" w:eastAsia="Times New Roman" w:hAnsi="Times New Roman"/>
+            <w:color w:val="1155CC"/>
+            <w:sz w:val="22"/>
+            <w:szCs w:val="22"/>
+            <w:u w:val="single"/>
+          </w:rPr>
+          <w:t xml:space="preserve">UAI — Groupe de travail de nomenclature des petits corps (WGSBN)</w:t>
+        </w:r>
+      </w:hyperlink>
+      <w:r>
+        <w:rPr>
+          <w:rFonts w:ascii="Times New Roman" w:cs="Times New Roman" w:eastAsia="Times New Roman" w:hAnsi="Times New Roman"/>
+          <w:b w:val="false"/>
+          <w:bCs w:val="false"/>
+          <w:i w:val="false"/>
+          <w:iCs w:val="false"/>
+          <w:color w:val="1F2937"/>
+          <w:sz w:val="22"/>
+          <w:szCs w:val="22"/>
+        </w:rPr>
+        <w:t xml:space="preserve"> — HTTP 200, 7 918 caractères, ouvert le 01/10/2026. Autorité qui approuve les noms de petits corps et publie les règles de dénomination ; le MPC y siège comme membre de droit. Ajouté le 01/10/2026 avec la correction du paragraphe sur le choix du nom.</w:t>
       </w:r>
     </w:p>
     <w:p>
@@ -3396,7 +3496,51 @@
           <w:sz w:val="22"/>
           <w:szCs w:val="22"/>
         </w:rPr>
-        <w:t xml:space="preserve"> — HTTP 200, testé le 01/10/2026. Outil de référence pour l'exercice pratique.</w:t>
+        <w:t xml:space="preserve"> — HTTP 200, testé le 01/10/2026 : page d'entrée, 4 410 caractères, qui demande un profil utilisateur. La sélection étendue elle-même est à astro.com/cgi/genchart.cgi, également derrière le profil.</w:t>
+      </w:r>
+      <w:r>
+        <w:rPr>
+          <w:i/>
+          <w:iCs/>
+          <w:color w:val="6B7280"/>
+          <w:sz w:val="20"/>
+        </w:rPr>
+        <w:t xml:space="preserve"> [Corrigé le 01/10/2026 : la leçon livrée annonçait cette adresse comme l'« outil de référence pour l'exercice pratique » sans dire qu'elle ne porte pas le formulaire]</w:t>
+      </w:r>
+    </w:p>
+    <w:p>
+      <w:pPr>
+        <w:pStyle w:val="ListParagraph"/>
+        <w:numPr>
+          <w:ilvl w:val="0"/>
+          <w:numId w:val="1"/>
+        </w:numPr>
+        <w:spacing w:after="40" w:before="40"/>
+      </w:pPr>
+      <w:hyperlink w:history="1" r:id="rIdastrogenchart2026">
+        <w:r>
+          <w:rPr>
+            <w:rFonts w:ascii="Times New Roman" w:cs="Times New Roman" w:eastAsia="Times New Roman" w:hAnsi="Times New Roman"/>
+            <w:color w:val="1155CC"/>
+            <w:sz w:val="22"/>
+            <w:szCs w:val="22"/>
+            <w:u w:val="single"/>
+          </w:rPr>
+          <w:t xml:space="preserve">Astro.com — Extended Chart Selection (page de sélection étendue)</w:t>
+        </w:r>
+      </w:hyperlink>
+      <w:r>
+        <w:rPr>
+          <w:rFonts w:ascii="Times New Roman" w:cs="Times New Roman" w:eastAsia="Times New Roman" w:hAnsi="Times New Roman"/>
+          <w:b w:val="false"/>
+          <w:bCs w:val="false"/>
+          <w:i w:val="false"/>
+          <w:iCs w:val="false"/>
+          <w:color w:val="1F2937"/>
+          <w:sz w:val="22"/>
+          <w:szCs w:val="22"/>
+        </w:rPr>
+        <w:t xml:space="preserve"> — HTTP 200, ouverte le 01/10/2026 : elle affiche son titre puis demande les données de naissance et un profil utilisateur ; la liste des objets supplémentaires n'est pas visible sans profil. Ajoutée le 01/10/2026 avec la correction de l'exercice, qui citait cette adresse sans la lister.</w:t>
       </w:r>
     </w:p>
     <w:p>
@@ -3632,6 +3776,184 @@
           <w:szCs w:val="22"/>
         </w:rPr>
         <w:t xml:space="preserve"> : distinguer corps célestes réels, points calculés et points imaginaires. Une leçon décisive sur le statut des objets manipulés dans les thèmes — Lilith oscille entre au moins trois définitions distinctes selon les auteurs et les logiciels, et seule l'une d'elles désigne un corps réel (la Lune noire oscilante est un point orbital calculé, pas un astre). Nous verrons aussi les astéroïdes féminins (Cérès, Pallas, Junon, Vesta) et les questions que leur rapide intégration dans le corpus pose sur les critères de sélection des objets.</w:t>
+      </w:r>
+    </w:p>
+    <w:p>
+      <w:pPr>
+        <w:spacing w:before="240" w:after="60"/>
+      </w:pPr>
+      <w:r>
+        <w:rPr>
+          <w:b/>
+          <w:bCs/>
+          <w:sz w:val="26"/>
+        </w:rPr>
+        <w:t xml:space="preserve">📝 Journal des corrections</w:t>
+      </w:r>
+    </w:p>
+    <w:p>
+      <w:pPr>
+        <w:spacing w:before="60" w:after="60"/>
+      </w:pPr>
+      <w:r>
+        <w:rPr>
+          <w:sz w:val="20"/>
+        </w:rPr>
+        <w:t xml:space="preserve">Quatorze corrections apportées le 01/10/2026 sur quatorze paragraphes, après relecture complète du document et réouverture des dix sources avec un agent de navigateur. Chaque correction porte dans le corps du texte un marqueur daté en gris qui dit ce qui a été changé et pourquoi. La formulation d'origine est conservée ici, à l'identique.</w:t>
+      </w:r>
+    </w:p>
+    <w:p>
+      <w:pPr>
+        <w:spacing w:before="60" w:after="60"/>
+      </w:pPr>
+      <w:r>
+        <w:rPr>
+          <w:sz w:val="20"/>
+        </w:rPr>
+        <w:t xml:space="preserve">1. (¶24) « paramètre PER= 50.40983 dans les éléments osculateurs à l'époque J2000 »</w:t>
+      </w:r>
+    </w:p>
+    <w:p>
+      <w:pPr>
+        <w:spacing w:before="60" w:after="60"/>
+      </w:pPr>
+      <w:r>
+        <w:rPr>
+          <w:sz w:val="20"/>
+        </w:rPr>
+        <w:t xml:space="preserve">2. (¶93) « HTTP 200 (via API) […] éléments osculateurs J2000 », sans aucune adresse portant les deux valeurs</w:t>
+      </w:r>
+    </w:p>
+    <w:p>
+      <w:pPr>
+        <w:spacing w:before="60" w:after="60"/>
+      </w:pPr>
+      <w:r>
+        <w:rPr>
+          <w:sz w:val="20"/>
+        </w:rPr>
+        <w:t xml:space="preserve">3. (¶29) « Chiron a été observé développant une coma (halo gazeux) lors de son approche du périhélie […]. Le MPC le liste donc à la fois dans sa base des astéroïdes/planètes mineures (2060) et dans sa liste des comètes périodiques (95P). Ce double statut est lui-même source d'interrogation scientifique : les centaures sont considérés comme une population transitoire, probablement issue de la ceinture de Kuiper, pouvant évoluer vers des comètes à courte période. »</w:t>
+      </w:r>
+    </w:p>
+    <w:p>
+      <w:pPr>
+        <w:spacing w:before="60" w:after="60"/>
+      </w:pPr>
+      <w:r>
+        <w:rPr>
+          <w:sz w:val="20"/>
+        </w:rPr>
+        <w:t xml:space="preserve">4. (¶70) « Chiron est classifié centaure par le MPC/UAI — corps orbitant dans la zone entre Jupiter et Neptune, dont l'orbite est dynamiquement instable sur des échelles de millions d'années. Il a développé une coma […]. Source : MPC/UAI — Liste des centaures. »</w:t>
+      </w:r>
+    </w:p>
+    <w:p>
+      <w:pPr>
+        <w:spacing w:before="60" w:after="60"/>
+      </w:pPr>
+      <w:r>
+        <w:rPr>
+          <w:sz w:val="20"/>
+        </w:rPr>
+        <w:t xml:space="preserve">5. (¶72) « Classification centaure : établi (MPC/UAI). Double nature rocher-comète : établi (MPC/UAI). »</w:t>
+      </w:r>
+    </w:p>
+    <w:p>
+      <w:pPr>
+        <w:spacing w:before="60" w:after="60"/>
+      </w:pPr>
+      <w:r>
+        <w:rPr>
+          <w:sz w:val="20"/>
+        </w:rPr>
+        <w:t xml:space="preserve">6. (¶35) « qui ne sera formellement classé « centaure » par le MPC que dans les années 1990 »</w:t>
+      </w:r>
+    </w:p>
+    <w:p>
+      <w:pPr>
+        <w:spacing w:before="60" w:after="60"/>
+      </w:pPr>
+      <w:r>
+        <w:rPr>
+          <w:sz w:val="20"/>
+        </w:rPr>
+        <w:t xml:space="preserve">7. (¶40) « proposé et officialisé par le MPC, qui retient les noms mythologiques pour les astéroïdes »</w:t>
+      </w:r>
+    </w:p>
+    <w:p>
+      <w:pPr>
+        <w:spacing w:before="60" w:after="60"/>
+      </w:pPr>
+      <w:r>
+        <w:rPr>
+          <w:sz w:val="20"/>
+        </w:rPr>
+        <w:t xml:space="preserve">8. (¶49) « Les transits sur Chiron natal « serve as time triggers » »</w:t>
+      </w:r>
+    </w:p>
+    <w:p>
+      <w:pPr>
+        <w:spacing w:before="60" w:after="60"/>
+      </w:pPr>
+      <w:r>
+        <w:rPr>
+          <w:sz w:val="20"/>
+        </w:rPr>
+        <w:t xml:space="preserve">9. (¶33) « l'appropriation du corps par la communauté astrologique a été immédiate »</w:t>
+      </w:r>
+    </w:p>
+    <w:p>
+      <w:pPr>
+        <w:spacing w:before="60" w:after="60"/>
+      </w:pPr>
+      <w:r>
+        <w:rPr>
+          <w:sz w:val="20"/>
+        </w:rPr>
+        <w:t xml:space="preserve">10. (¶56) « Chiron: Rainbow Bridge Between the Inner and Outer Planets »</w:t>
+      </w:r>
+    </w:p>
+    <w:p>
+      <w:pPr>
+        <w:spacing w:before="60" w:after="60"/>
+      </w:pPr>
+      <w:r>
+        <w:rPr>
+          <w:sz w:val="20"/>
+        </w:rPr>
+        <w:t xml:space="preserve">11. (¶57) « Arkana, 1989 ; éd. révisée Starwalker Press, 2010 […]. La notice de la 3e édition (2010) qualifie l'ouvrage de « contemporary classic » et décrit un travail de fond sur Chiron comme planète mineure. »</w:t>
+      </w:r>
+    </w:p>
+    <w:p>
+      <w:pPr>
+        <w:spacing w:before="60" w:after="60"/>
+      </w:pPr>
+      <w:r>
+        <w:rPr>
+          <w:sz w:val="20"/>
+        </w:rPr>
+        <w:t xml:space="preserve">12. (¶58) « auteur de Chiron: Healer and Wholemaker »</w:t>
+      </w:r>
+    </w:p>
+    <w:p>
+      <w:pPr>
+        <w:spacing w:before="60" w:after="60"/>
+      </w:pPr>
+      <w:r>
+        <w:rPr>
+          <w:sz w:val="20"/>
+        </w:rPr>
+        <w:t xml:space="preserve">13. (¶75) « Ouvrir Astro.com — Extended Chart Selection (HTTP 200, vérifié le 01/10/2026). […] Dans « Chart type » choisir « Extended Chart Selection ». Dans la liste des astéroïdes supplémentaires, cocher « Chiron ». »</w:t>
+      </w:r>
+    </w:p>
+    <w:p>
+      <w:pPr>
+        <w:spacing w:before="60" w:after="60"/>
+      </w:pPr>
+      <w:r>
+        <w:rPr>
+          <w:sz w:val="20"/>
+        </w:rPr>
+        <w:t xml:space="preserve">14. (¶97) « Outil de référence pour l'exercice pratique. »</w:t>
       </w:r>
     </w:p>
     <w:sectPr>

--- a/livrables/lecons/astrologie-karmique/2026-10-01_lecon-astrologie-karmique_09_chiron-corps-reel-blessure-symbolique.docx
+++ b/livrables/lecons/astrologie-karmique/2026-10-01_lecon-astrologie-karmique_09_chiron-corps-reel-blessure-symbolique.docx
@@ -1973,7 +1973,7 @@
           <w:sz w:val="22"/>
           <w:szCs w:val="22"/>
         </w:rPr>
-        <w:t xml:space="preserve"> (HTTP 200, 12 820 caractères, testé 01/10/2026, Reinhart=14, Chiron=35, Starwalker=13). La notice de la 3e édition (2010) écrit : « This book is a classic of original thinking, inspiration, depth of astrological experience and careful research », et annonce pour cette révision « an entirely new section on the astronomy of Chiron ».</w:t>
+        <w:t xml:space="preserve"> (HTTP 200, 12 820 caractères, testé 01/10/2026, Reinhart=14, Chiron=35, Starwalker=13). La notice de la 3e édition (2010) ouvre son résumé par « A CONTEMPORARY CLASSIC. » et écrit « This book is a classic of original thinking, inspiration, depth of astrological experience and careful research », en annonçant pour cette révision « an entirely new section on the astronomy of Chiron ».</w:t>
       </w:r>
       <w:r>
         <w:rPr>
@@ -1982,7 +1982,7 @@
           <w:color w:val="6B7280"/>
           <w:sz w:val="20"/>
         </w:rPr>
-        <w:t xml:space="preserve"> [Corrigé le 01/10/2026 : DEUX corrections. ① L'expression « contemporary classic », donnée entre guillemets, ne figure PAS sur la notice : celle-ci écrit « a classic of original thinking » dans une phrase et « our contemporary concerns » dans une autre. Deux mots assemblés depuis deux phrases distinctes et prêtés à une source nommée — une citation fabriquée, invisible pour la passe B du contrôle commun, qui a un plancher de six mots. ② L'édition Arkana de 1999 manquait : la notice écrit « first published in 1989 and 1999 by Arkana, and in April 2010 in paperback by Starwalker Press »]</w:t>
+        <w:t xml:space="preserve"> [Corrigé le 01/10/2026 : l'édition Arkana de 1999 manquait — la notice écrit « first published in 1989 and 1999 by Arkana, and in April 2010 in paperback by Starwalker Press ». ⚠️ ET UNE PREMIÈRE CORRECTION DU MÊME JOUR S'EST TROMPÉE : elle accusait « contemporary classic » d'être une citation fabriquée. La notice la PORTE, en capitales — « A CONTEMPORARY CLASSIC. » ouvre son résumé. Ma vérification avait été sensible à la casse ; l'accusation est retirée, la citation rétablie, et la phrase complète du résumé ajoutée à côté]</w:t>
       </w:r>
     </w:p>
     <w:p>
@@ -3799,7 +3799,7 @@
         <w:rPr>
           <w:sz w:val="20"/>
         </w:rPr>
-        <w:t xml:space="preserve">Quatorze corrections apportées le 01/10/2026 sur quatorze paragraphes, après relecture complète du document et réouverture des dix sources avec un agent de navigateur. Chaque correction porte dans le corps du texte un marqueur daté en gris qui dit ce qui a été changé et pourquoi. La formulation d'origine est conservée ici, à l'identique.</w:t>
+        <w:t xml:space="preserve">Quatorze corrections apportées le 01/10/2026 sur quatorze paragraphes, après relecture complète du document et réouverture des dix sources avec un agent de navigateur. Chaque correction porte dans le corps du texte un marqueur daté en gris qui dit ce qui a été changé et pourquoi. La formulation d'origine est conservée ici, à l'identique. ⚠️ La correction n°11 a d'abord été portée à tort : elle accusait « contemporary classic » d'être une citation fabriquée, alors que la notice l'écrit en capitales. Vérification refaite sans tenir compte de la casse, accusation retirée le même jour — et c'est un test mécanique écrit dans l'heure qui a montré l'erreur, pas une relecture.</w:t>
       </w:r>
     </w:p>
     <w:p>
@@ -3920,7 +3920,7 @@
         <w:rPr>
           <w:sz w:val="20"/>
         </w:rPr>
-        <w:t xml:space="preserve">11. (¶57) « Arkana, 1989 ; éd. révisée Starwalker Press, 2010 […]. La notice de la 3e édition (2010) qualifie l'ouvrage de « contemporary classic » et décrit un travail de fond sur Chiron comme planète mineure. »</w:t>
+        <w:t xml:space="preserve">11. (¶57) « Arkana, 1989 ; éd. révisée Starwalker Press, 2010 […]. La notice de la 3e édition (2010) qualifie l'ouvrage de « contemporary classic » et décrit un travail de fond sur Chiron comme planète mineure. » — formulation JUSTE sur la citation : seule l'année 1999 manquait</w:t>
       </w:r>
     </w:p>
     <w:p>
